--- a/kits/cra-readiness/templates/reporting-runbook.docx
+++ b/kits/cra-readiness/templates/reporting-runbook.docx
@@ -2352,10 +2352,10 @@
         <w:tblLook w:firstColumn="1" w:firstRow="1" w:lastColumn="0" w:lastRow="0" w:noHBand="0" w:noVBand="1" w:val="04A0"/>
       </w:tblPr>
       <w:tblGrid>
-        <w:gridCol w:w="2316"/>
-        <w:gridCol w:w="2503"/>
-        <w:gridCol w:w="2316"/>
-        <w:gridCol w:w="2503"/>
+        <w:gridCol w:w="2292"/>
+        <w:gridCol w:w="2527"/>
+        <w:gridCol w:w="2292"/>
+        <w:gridCol w:w="2527"/>
       </w:tblGrid>
       <w:tr>
         <w:trPr>
@@ -2363,7 +2363,7 @@
         </w:trPr>
         <w:tc>
           <w:tcPr>
-            <w:tcW w:type="dxa" w:w="2316"/>
+            <w:tcW w:type="dxa" w:w="2292"/>
             <w:shd w:val="clear" w:color="auto" w:fill="D9E2F3"/>
           </w:tcPr>
           <w:p>
@@ -2381,7 +2381,7 @@
         </w:tc>
         <w:tc>
           <w:tcPr>
-            <w:tcW w:type="dxa" w:w="2503"/>
+            <w:tcW w:type="dxa" w:w="2527"/>
             <w:shd w:val="clear" w:color="auto" w:fill="D9E2F3"/>
           </w:tcPr>
           <w:p>
@@ -2399,7 +2399,7 @@
         </w:tc>
         <w:tc>
           <w:tcPr>
-            <w:tcW w:type="dxa" w:w="2316"/>
+            <w:tcW w:type="dxa" w:w="2292"/>
             <w:shd w:val="clear" w:color="auto" w:fill="D9E2F3"/>
           </w:tcPr>
           <w:p>
@@ -2417,7 +2417,7 @@
         </w:tc>
         <w:tc>
           <w:tcPr>
-            <w:tcW w:type="dxa" w:w="2503"/>
+            <w:tcW w:type="dxa" w:w="2527"/>
             <w:shd w:val="clear" w:color="auto" w:fill="D9E2F3"/>
           </w:tcPr>
           <w:p>
@@ -2437,7 +2437,7 @@
       <w:tr>
         <w:tc>
           <w:tcPr>
-            <w:tcW w:type="dxa" w:w="2316"/>
+            <w:tcW w:type="dxa" w:w="2292"/>
           </w:tcPr>
           <w:p>
             <w:pPr>
@@ -2447,7 +2447,7 @@
         </w:tc>
         <w:tc>
           <w:tcPr>
-            <w:tcW w:type="dxa" w:w="2503"/>
+            <w:tcW w:type="dxa" w:w="2527"/>
           </w:tcPr>
           <w:p>
             <w:pPr>
@@ -2457,7 +2457,7 @@
         </w:tc>
         <w:tc>
           <w:tcPr>
-            <w:tcW w:type="dxa" w:w="2316"/>
+            <w:tcW w:type="dxa" w:w="2292"/>
           </w:tcPr>
           <w:p>
             <w:pPr>
@@ -2467,7 +2467,7 @@
         </w:tc>
         <w:tc>
           <w:tcPr>
-            <w:tcW w:type="dxa" w:w="2503"/>
+            <w:tcW w:type="dxa" w:w="2527"/>
           </w:tcPr>
           <w:p>
             <w:pPr>
@@ -2479,7 +2479,7 @@
       <w:tr>
         <w:tc>
           <w:tcPr>
-            <w:tcW w:type="dxa" w:w="2316"/>
+            <w:tcW w:type="dxa" w:w="2292"/>
           </w:tcPr>
           <w:p>
             <w:pPr>
@@ -2489,7 +2489,7 @@
         </w:tc>
         <w:tc>
           <w:tcPr>
-            <w:tcW w:type="dxa" w:w="2503"/>
+            <w:tcW w:type="dxa" w:w="2527"/>
           </w:tcPr>
           <w:p>
             <w:pPr>
@@ -2499,7 +2499,7 @@
         </w:tc>
         <w:tc>
           <w:tcPr>
-            <w:tcW w:type="dxa" w:w="2316"/>
+            <w:tcW w:type="dxa" w:w="2292"/>
           </w:tcPr>
           <w:p>
             <w:pPr>
@@ -2509,7 +2509,7 @@
         </w:tc>
         <w:tc>
           <w:tcPr>
-            <w:tcW w:type="dxa" w:w="2503"/>
+            <w:tcW w:type="dxa" w:w="2527"/>
           </w:tcPr>
           <w:p>
             <w:pPr>
@@ -2521,7 +2521,7 @@
       <w:tr>
         <w:tc>
           <w:tcPr>
-            <w:tcW w:type="dxa" w:w="2316"/>
+            <w:tcW w:type="dxa" w:w="2292"/>
           </w:tcPr>
           <w:p>
             <w:pPr>
@@ -2531,7 +2531,7 @@
         </w:tc>
         <w:tc>
           <w:tcPr>
-            <w:tcW w:type="dxa" w:w="2503"/>
+            <w:tcW w:type="dxa" w:w="2527"/>
           </w:tcPr>
           <w:p>
             <w:pPr>
@@ -2541,7 +2541,7 @@
         </w:tc>
         <w:tc>
           <w:tcPr>
-            <w:tcW w:type="dxa" w:w="2316"/>
+            <w:tcW w:type="dxa" w:w="2292"/>
           </w:tcPr>
           <w:p>
             <w:pPr>
@@ -2551,7 +2551,7 @@
         </w:tc>
         <w:tc>
           <w:tcPr>
-            <w:tcW w:type="dxa" w:w="2503"/>
+            <w:tcW w:type="dxa" w:w="2527"/>
           </w:tcPr>
           <w:p>
             <w:pPr>
@@ -3039,7 +3039,7 @@
       <w:outlineLvl w:val="0"/>
     </w:pPr>
     <w:rPr>
-      <w:rFonts w:asciiTheme="majorHAnsi" w:eastAsiaTheme="majorEastAsia" w:hAnsiTheme="majorHAnsi" w:cstheme="majorBidi" w:ascii="Arial" w:hAnsi="Arial" w:eastAsia="Arial"/>
+      <w:rFonts w:ascii="Arial" w:hAnsi="Arial" w:eastAsia="Arial"/>
       <w:b/>
       <w:bCs/>
       <w:color w:val="1F3864"/>
@@ -3063,7 +3063,7 @@
       <w:outlineLvl w:val="1"/>
     </w:pPr>
     <w:rPr>
-      <w:rFonts w:asciiTheme="majorHAnsi" w:eastAsiaTheme="majorEastAsia" w:hAnsiTheme="majorHAnsi" w:cstheme="majorBidi" w:ascii="Arial" w:hAnsi="Arial" w:eastAsia="Arial"/>
+      <w:rFonts w:ascii="Arial" w:hAnsi="Arial" w:eastAsia="Arial"/>
       <w:b/>
       <w:bCs/>
       <w:color w:val="1F3864"/>
@@ -3087,7 +3087,7 @@
       <w:outlineLvl w:val="2"/>
     </w:pPr>
     <w:rPr>
-      <w:rFonts w:asciiTheme="majorHAnsi" w:eastAsiaTheme="majorEastAsia" w:hAnsiTheme="majorHAnsi" w:cstheme="majorBidi" w:ascii="Arial" w:hAnsi="Arial" w:eastAsia="Arial"/>
+      <w:rFonts w:ascii="Arial" w:hAnsi="Arial" w:eastAsia="Arial"/>
       <w:b/>
       <w:bCs/>
       <w:color w:val="1F3864"/>
@@ -3111,7 +3111,7 @@
       <w:outlineLvl w:val="3"/>
     </w:pPr>
     <w:rPr>
-      <w:rFonts w:asciiTheme="majorHAnsi" w:eastAsiaTheme="majorEastAsia" w:hAnsiTheme="majorHAnsi" w:cstheme="majorBidi" w:ascii="Arial" w:hAnsi="Arial" w:eastAsia="Arial"/>
+      <w:rFonts w:ascii="Arial" w:hAnsi="Arial" w:eastAsia="Arial"/>
       <w:b/>
       <w:bCs/>
       <w:i/>
@@ -3330,7 +3330,7 @@
       <w:contextualSpacing/>
     </w:pPr>
     <w:rPr>
-      <w:rFonts w:asciiTheme="majorHAnsi" w:eastAsiaTheme="majorEastAsia" w:hAnsiTheme="majorHAnsi" w:cstheme="majorBidi" w:ascii="Arial" w:hAnsi="Arial" w:eastAsia="Arial"/>
+      <w:rFonts w:ascii="Arial" w:hAnsi="Arial" w:eastAsia="Arial"/>
       <w:b/>
       <w:color w:val="1F3864"/>
       <w:spacing w:val="5"/>
